--- a/docs/content/pca/pca_lecture.docx
+++ b/docs/content/pca/pca_lecture.docx
@@ -4804,7 +4804,7 @@
               <a:graphicData uri="http://schemas.openxmlformats.org/drawingml/2006/picture">
                 <pic:pic>
                   <pic:nvPicPr>
-                    <pic:cNvPr descr="pca_lecture_files/figure-docx/correaltions-1.png" id="38" name="Picture"/>
+                    <pic:cNvPr descr="pca_lecture_files/figure-docx/pca-01-1.png" id="38" name="Picture"/>
                     <pic:cNvPicPr>
                       <a:picLocks noChangeArrowheads="1" noChangeAspect="1"/>
                     </pic:cNvPicPr>

--- a/docs/content/pca/pca_lecture.docx
+++ b/docs/content/pca/pca_lecture.docx
@@ -13373,6 +13373,8 @@
     </w:p>
     <w:bookmarkEnd w:id="128"/>
     <w:sectPr>
+      <w:pgSz w:h="15840" w:w="12240"/>
+      <w:pgMar w:bottom="720" w:footer="360" w:gutter="0" w:header="360" w:left="1008" w:right="720" w:top="720"/>
       <w:footnotePr>
         <w:numRestart w:val="eachSect"/>
       </w:footnotePr>
@@ -13890,7 +13892,7 @@
     </w:rPrDefault>
     <w:pPrDefault>
       <w:pPr>
-        <w:spacing w:after="100"/>
+        <w:spacing w:after="100" w:before="0"/>
       </w:pPr>
     </w:pPrDefault>
   </w:docDefaults>
@@ -13905,7 +13907,7 @@
     <w:link w:val="BodyTextChar"/>
     <w:qFormat/>
     <w:pPr>
-      <w:spacing w:after="90" w:before="90"/>
+      <w:spacing w:after="90" w:before="0"/>
     </w:pPr>
   </w:style>
   <w:style w:customStyle="1" w:styleId="FirstParagraph" w:type="paragraph">
@@ -13919,7 +13921,7 @@
     <w:basedOn w:val="BodyText"/>
     <w:qFormat/>
     <w:pPr>
-      <w:spacing w:after="20" w:before="20"/>
+      <w:spacing w:after="20" w:before="0"/>
     </w:pPr>
   </w:style>
   <w:style w:styleId="Title" w:type="paragraph">
@@ -13931,7 +13933,7 @@
     <w:qFormat/>
     <w:rsid w:val="00A10FD9"/>
     <w:pPr>
-      <w:spacing w:after="60" w:line="240" w:lineRule="auto"/>
+      <w:spacing w:after="60" w:before="0" w:line="240" w:lineRule="auto"/>
       <w:contextualSpacing/>
       <w:jc w:val="center"/>
     </w:pPr>
@@ -13962,6 +13964,7 @@
     <w:qFormat/>
     <w:rsid w:val="00A10FD9"/>
     <w:pPr>
+      <w:spacing w:before="0"/>
       <w:numPr>
         <w:ilvl w:val="1"/>
       </w:numPr>
@@ -13993,6 +13996,7 @@
     <w:next w:val="BodyText"/>
     <w:qFormat/>
     <w:pPr>
+      <w:spacing w:before="0"/>
       <w:keepNext/>
       <w:keepLines/>
     </w:pPr>
@@ -14007,6 +14011,7 @@
     <w:next w:val="BodyText"/>
     <w:qFormat/>
     <w:pPr>
+      <w:spacing w:before="0"/>
       <w:keepNext/>
       <w:keepLines/>
     </w:pPr>
@@ -14023,7 +14028,7 @@
     <w:pPr>
       <w:keepNext/>
       <w:keepLines/>
-      <w:spacing w:after="0" w:before="300"/>
+      <w:spacing w:after="0" w:before="0"/>
       <w:jc w:val="center"/>
     </w:pPr>
     <w:rPr>
@@ -14040,7 +14045,7 @@
     <w:pPr>
       <w:keepNext/>
       <w:keepLines/>
-      <w:spacing w:after="300" w:before="100"/>
+      <w:spacing w:after="300" w:before="0"/>
     </w:pPr>
     <w:rPr>
       <w:sz w:val="20"/>
@@ -14066,7 +14071,7 @@
     <w:pPr>
       <w:keepNext/>
       <w:keepLines/>
-      <w:spacing w:after="60" w:before="200"/>
+      <w:spacing w:after="60" w:before="120"/>
       <w:outlineLvl w:val="0"/>
     </w:pPr>
     <w:rPr>
@@ -14089,7 +14094,7 @@
     <w:pPr>
       <w:keepNext/>
       <w:keepLines/>
-      <w:spacing w:after="50" w:before="140"/>
+      <w:spacing w:after="50" w:before="100"/>
       <w:outlineLvl w:val="1"/>
     </w:pPr>
     <w:rPr>
@@ -14112,7 +14117,7 @@
     <w:pPr>
       <w:keepNext/>
       <w:keepLines/>
-      <w:spacing w:after="40" w:before="120"/>
+      <w:spacing w:after="40" w:before="80"/>
       <w:outlineLvl w:val="2"/>
     </w:pPr>
     <w:rPr>
@@ -14158,7 +14163,7 @@
     <w:pPr>
       <w:keepNext/>
       <w:keepLines/>
-      <w:spacing w:after="40" w:before="80"/>
+      <w:spacing w:after="40" w:before="60"/>
       <w:outlineLvl w:val="4"/>
     </w:pPr>
     <w:rPr>
@@ -14179,7 +14184,7 @@
     <w:pPr>
       <w:keepNext/>
       <w:keepLines/>
-      <w:spacing w:after="0" w:before="40"/>
+      <w:spacing w:after="0" w:before="60"/>
       <w:outlineLvl w:val="5"/>
     </w:pPr>
     <w:rPr>
@@ -14202,7 +14207,7 @@
     <w:pPr>
       <w:keepNext/>
       <w:keepLines/>
-      <w:spacing w:after="0" w:before="40"/>
+      <w:spacing w:after="0" w:before="60"/>
       <w:outlineLvl w:val="6"/>
     </w:pPr>
     <w:rPr>
@@ -14223,7 +14228,7 @@
     <w:pPr>
       <w:keepNext/>
       <w:keepLines/>
-      <w:spacing w:after="0"/>
+      <w:spacing w:after="0" w:before="60"/>
       <w:outlineLvl w:val="7"/>
     </w:pPr>
     <w:rPr>
@@ -14246,7 +14251,7 @@
     <w:pPr>
       <w:keepNext/>
       <w:keepLines/>
-      <w:spacing w:after="0"/>
+      <w:spacing w:after="0" w:before="60"/>
       <w:outlineLvl w:val="8"/>
     </w:pPr>
     <w:rPr>
@@ -14381,7 +14386,7 @@
     <w:unhideWhenUsed/>
     <w:qFormat/>
     <w:pPr>
-      <w:spacing w:after="50" w:before="50"/>
+      <w:spacing w:after="50" w:before="0"/>
       <w:ind w:firstLine="0" w:left="480" w:right="480"/>
     </w:pPr>
   </w:style>
@@ -14401,7 +14406,7 @@
     <w:unhideWhenUsed/>
     <w:qFormat/>
     <w:pPr>
-      <w:spacing w:after="100" w:before="100"/>
+      <w:spacing w:after="100" w:before="0"/>
       <w:ind w:firstLine="0" w:left="480" w:right="480"/>
     </w:pPr>
   </w:style>
@@ -14448,7 +14453,7 @@
     <w:pPr>
       <w:keepNext/>
       <w:keepLines/>
-      <w:spacing w:after="0"/>
+      <w:spacing w:after="0" w:before="0"/>
     </w:pPr>
     <w:rPr>
       <w:b/>
@@ -14473,6 +14478,7 @@
     <w:name w:val="Table Caption"/>
     <w:basedOn w:val="Caption"/>
     <w:pPr>
+      <w:spacing w:before="0"/>
       <w:keepNext/>
     </w:pPr>
   </w:style>
@@ -14488,6 +14494,7 @@
     <w:name w:val="Captioned Figure"/>
     <w:basedOn w:val="Figure"/>
     <w:pPr>
+      <w:spacing w:before="0"/>
       <w:keepNext/>
     </w:pPr>
   </w:style>
@@ -14530,7 +14537,7 @@
     <w:unhideWhenUsed/>
     <w:qFormat/>
     <w:pPr>
-      <w:spacing w:before="240" w:line="259" w:lineRule="auto"/>
+      <w:spacing w:before="0" w:line="259" w:lineRule="auto"/>
       <w:outlineLvl w:val="9"/>
     </w:pPr>
     <w:rPr>
